--- a/creches-parana/10_revisao_parecer/Submissao_RPD_revisao/1_Artigo_revisado.docx
+++ b/creches-parana/10_revisao_parecer/Submissao_RPD_revisao/1_Artigo_revisado.docx
@@ -7819,7 +7819,7 @@
         <w:rPr>
           <w:lang w:val="pt-BR"/>
         </w:rPr>
-        <w:t xml:space="preserve">Os pesos da Figura 3 decorreram de decisão discricionária da gestão pública: a equipe técnica da Casa Civil os fixou, e o CEDCA/PR os aprovou com o estudo e o ranqueamento (CEDCA, 2024). Não foram estimados a partir dos dados nem extraídos de um critério de focalização previamente validado; são pesos normativos na classificação de Decancq e Lugo (2013), e mesmo pesos estatísticos expressam juízos de valor (OECD; JRC, 2008, p. 31). O juízo segue o foco da lei do programa nas crianças em situação de vulnerabilidade social (PARANÁ, 2023) e a evidência da seção 2.2, segundo a qual a lacuna de vagas é o problema que a obra resolve e o retorno do acesso é maior entre as famílias pobres. Por isso, os fatores educacional e socioeconômico recebem peso 2, e o demográfico, peso 1.</w:t>
+        <w:t xml:space="preserve">Os pesos da Figura 3 traduzem um critério de focalização social. A Deliberação nº 60/2023 do CEDCA/PR incumbiu a SEDEF de definir e ordenar por prioridade as localidades de maior vulnerabilidade, risco social e elevada demanda para a educação infantil (CEDCA, 2023, art. 2º). A lei do programa destina as creches às crianças em situação de vulnerabilidade (PARANÁ, 2023), e o Plano Nacional de Educação fixou como estratégia reduzir a menos de 10% a diferença de frequência à creche entre o quinto de renda mais alto e o mais baixo (BRASIL, 2014, estratégia 1.2). A demanda priorizada aparece sobretudo na lacuna de vagas, que o fator educacional mede, e o retorno do acesso à creche é maior entre as famílias pobres (seção 2.2). Por isso, os fatores educacional e socioeconômico recebem peso 2, e o demográfico, que capta a pressão potencial da demanda por indicadores indiretos, peso 1. A equipe técnica da Casa Civil converteu a orientação nesses valores, aplicados no ranqueamento que o CEDCA/PR aprovou com o estudo; a Deliberação nº 25/2024 registra que o estudo considerou os dados de vulnerabilidade, risco social e demanda (CEDCA, 2024). Na classificação de Decancq e Lugo (2013), a ponderação é normativa, sem estimação estatística, e o manual da OCDE admite pesos que reflitam prioridades de política (OECD; JRC, 2008, p. 31).</w:t>
       </w:r>
     </w:p>
     <w:p>
@@ -7846,7 +7846,7 @@
         <w:rPr>
           <w:lang w:val="pt-BR"/>
         </w:rPr>
-        <w:t xml:space="preserve">, reforçam a escolha. Pesos de análise fatorial ou de componentes principais seriam pouco informativos, porque, com correlação fraca, é improvável que os fatores tenham uma dimensão latente comum (OECD; JRC, 2008, p. 32, 89); as correlações de postos entre eles vão de 0,02 a 0,23. A qualidade dos dados, critério que o manual admite com ressalvas (OECD; JRC, 2008, p. 32), também pesa contra o fator demográfico, cuja variação vem sobretudo da mortalidade infantil, instável nos municípios pequenos: em 2020, 133 dos 399 municípios não registraram óbito infantil, e, nos de até 5 mil habitantes, com mediana de 42 nascimentos por ano, um único óbito altera a taxa em cerca de 24 por mil. A equação (5) consolida o cálculo, e o Mapa 4 mostra o resultado:</w:t>
+        <w:t xml:space="preserve">, reforçam a escolha. Com correlações de postos de 0,02 a 0,23 entre os fatores, é improvável uma dimensão latente comum, e pesos de análise fatorial ou de componentes principais seriam pouco informativos (OECD; JRC, 2008, p. 32, 89). A qualidade dos dados, critério que o manual admite com ressalvas (OECD; JRC, 2008, p. 32), corrobora o peso menor do fator demográfico, cuja variação vem sobretudo da mortalidade infantil, instável nos municípios pequenos. Em 2020, 133 dos 399 municípios não registraram óbito infantil, e, nos de até 5 mil habitantes, com mediana de 42 nascimentos por ano, um único óbito altera a taxa em cerca de 24 por mil. A equação (5) consolida o cálculo, e o Mapa 4 mostra o resultado:</w:t>
       </w:r>
     </w:p>
     <w:p>
@@ -8180,7 +8180,7 @@
         <w:rPr>
           <w:lang w:val="pt-BR"/>
         </w:rPr>
-        <w:t xml:space="preserve">Na normalização mínimo-máximo, um único município define o zero ou o cem de cada indicador, o que torna o índice sensível a valores extremos (OECD; JRC, 2008). Testamos pesos iguais, peso 3 no fator socioeconômico e 1 nos demais (variante que as planilhas de março e maio usaram na faixa de 20 a 70 mil habitantes), normalização por percentis e a retirada da mortalidade infantil. A correlação de postos com o PCM adotado fica entre 0,93 e 0,97, e de 138 a 146 dos 157 municípios que o PCM seleciona nas faixas de menor porte (seção 4.1) continuariam selecionados, com trocas a menos de sete centésimos das linhas de corte. A seção 4 converte esse ordenamento em unidades.</w:t>
+        <w:t xml:space="preserve">Na normalização mínimo-máximo, um único município define o zero ou o cem de cada indicador, o que torna o índice sensível a valores extremos (OECD; JRC, 2008). Testamos pesos iguais, peso 3 no fator socioeconômico e 1 nos demais (variante ainda mais focalizada na vulnerabilidade, que as planilhas de março e maio usaram na faixa de 20 a 70 mil habitantes), normalização por percentis e retirada da mortalidade infantil. A correlação de postos com o PCM adotado fica entre 0,93 e 0,97, e de 138 a 146 dos 157 municípios que o PCM seleciona nas faixas de menor porte (seção 4.1) se manteriam, com trocas a menos de sete centésimos das linhas de corte. A seção 4 converte esse ordenamento em unidades.</w:t>
       </w:r>
     </w:p>
     <w:p>
@@ -15526,7 +15526,7 @@
         <w:rPr>
           <w:lang w:val="pt-BR"/>
         </w:rPr>
-        <w:t xml:space="preserve"> Com PCM igual à média estadual, 0,48 (Tabela 5), um município de 5 a 20 mil habitantes seria contemplado no bloco 3, cuja linha de corte nessa faixa ficou em 0,469. Um de até 5 mil seria suplente, pois ali o corte foi 0,513, e entre os 30 maiores o mesmo valor apenas ponderaria a população, multiplicada por 1,48 no cálculo. Com o índice inalterado, a redução dos tetos e a redistribuição das unidades elevaram de 224 para 258 os municípios contemplados, e um critério apenas populacional alcançaria 147 (seção 4). A regra de conversão exige, por isso, a mesma documentação que o índice.</w:t>
+        <w:t xml:space="preserve"> Com PCM igual à média estadual, 0,48 (Tabela 5), um município de 5 a 20 mil habitantes seria contemplado no bloco 3, cuja linha de corte nessa faixa ficou em 0,469. Um de até 5 mil seria suplente, pois ali o corte foi 0,513; entre os 30 maiores, o mesmo valor apenas ponderaria a população, multiplicada por 1,48 no cálculo. Com o índice inalterado, a redução dos tetos e a redistribuição das unidades elevaram de 224 para 258 os municípios contemplados, e o contrafactual apenas populacional da seção 4.2 alcançaria 147. A regra de conversão exige, por isso, a mesma documentação que o índice.</w:t>
       </w:r>
     </w:p>
     <w:p>

--- a/creches-parana/10_revisao_parecer/Submissao_RPD_revisao/1_Artigo_revisado.docx
+++ b/creches-parana/10_revisao_parecer/Submissao_RPD_revisao/1_Artigo_revisado.docx
@@ -7819,7 +7819,7 @@
         <w:rPr>
           <w:lang w:val="pt-BR"/>
         </w:rPr>
-        <w:t xml:space="preserve">Os pesos da Figura 3 traduzem um critério de focalização social. A Deliberação nº 60/2023 do CEDCA/PR incumbiu a SEDEF de definir e ordenar por prioridade as localidades de maior vulnerabilidade, risco social e elevada demanda para a educação infantil (CEDCA, 2023, art. 2º). A lei do programa destina as creches às crianças em situação de vulnerabilidade (PARANÁ, 2023), e o Plano Nacional de Educação fixou como estratégia reduzir a menos de 10% a diferença de frequência à creche entre o quinto de renda mais alto e o mais baixo (BRASIL, 2014, estratégia 1.2). A demanda priorizada aparece sobretudo na lacuna de vagas, que o fator educacional mede, e o retorno do acesso à creche é maior entre as famílias pobres (seção 2.2). Por isso, os fatores educacional e socioeconômico recebem peso 2, e o demográfico, que capta a pressão potencial da demanda por indicadores indiretos, peso 1. A equipe técnica da Casa Civil converteu a orientação nesses valores, aplicados no ranqueamento que o CEDCA/PR aprovou com o estudo; a Deliberação nº 25/2024 registra que o estudo considerou os dados de vulnerabilidade, risco social e demanda (CEDCA, 2024). Na classificação de Decancq e Lugo (2013), a ponderação é normativa, sem estimação estatística, e o manual da OCDE admite pesos que reflitam prioridades de política (OECD; JRC, 2008, p. 31).</w:t>
+        <w:t xml:space="preserve">Os pesos da Figura 3 seguem a focalização do programa. Como ele constrói creches para crianças em situação de vulnerabilidade (PARANÁ, 2023), os pilares ligados diretamente a esse objeto recebem peso 2: o educacional mede a lacuna de vagas que a obra preenche, e o socioeconômico, a vulnerabilidade das famílias, entre as quais o retorno do acesso à creche é maior (seção 2.2). O demográfico tem perspectiva transversal, pois a pressão da demanda que ele mede se relaciona com as outras duas dimensões sem medir diretamente a lacuna nem a vulnerabilidade; com peso 1, permanece no índice sem desequilibrá-lo nem diluir a focalização. A orientação é coerente com a Deliberação nº 60/2023 do CEDCA/PR, que incumbiu a SEDEF de definir e priorizar as localidades de maior vulnerabilidade, risco social e elevada demanda para a educação infantil (CEDCA, 2023, art. 2º), e com a estratégia 1.2 do Plano Nacional de Educação, que fixou a redução da desigualdade de frequência à creche entre os quintos de renda (BRASIL, 2014). Esses atos não fixam valores; os pesos foram definidos pela equipe técnica da Casa Civil, autora do estudo (PARANÁ, 2024a), e aplicados no ranqueamento que o CEDCA/PR aprovou (CEDCA, 2024). Na classificação de Decancq e Lugo (2013), a ponderação é normativa, sem estimação estatística, e o manual da OCDE admite pesos que reflitam prioridades de política (OECD; JRC, 2008, p. 31).</w:t>
       </w:r>
     </w:p>
     <w:p>
@@ -7846,7 +7846,7 @@
         <w:rPr>
           <w:lang w:val="pt-BR"/>
         </w:rPr>
-        <w:t xml:space="preserve">, reforçam a escolha. Com correlações de postos de 0,02 a 0,23 entre os fatores, é improvável uma dimensão latente comum, e pesos de análise fatorial ou de componentes principais seriam pouco informativos (OECD; JRC, 2008, p. 32, 89). A qualidade dos dados, critério que o manual admite com ressalvas (OECD; JRC, 2008, p. 32), corrobora o peso menor do fator demográfico, cuja variação vem sobretudo da mortalidade infantil, instável nos municípios pequenos. Em 2020, 133 dos 399 municípios não registraram óbito infantil, e, nos de até 5 mil habitantes, com mediana de 42 nascimentos por ano, um único óbito altera a taxa em cerca de 24 por mil. A equação (5) consolida o cálculo, e o Mapa 4 mostra o resultado:</w:t>
+        <w:t xml:space="preserve">, corroboram a escolha. Com correlações de postos de 0,02 a 0,23 entre os fatores, é improvável uma dimensão latente comum, e pesos de análise fatorial seriam pouco informativos (OECD; JRC, 2008, p. 32, 89). A qualidade dos dados, que o manual admite com ressalvas (OECD; JRC, 2008, p. 32), também desaconselha peso maior ao fator demográfico, cuja variação vem sobretudo da mortalidade infantil. Em 2020, 133 dos 399 municípios não registraram óbito infantil, e, nos de até 5 mil habitantes, um único óbito altera a taxa em cerca de 24 por mil. A equação (5) consolida o cálculo, e o Mapa 4 mostra o resultado:</w:t>
       </w:r>
     </w:p>
     <w:p>
@@ -10012,7 +10012,7 @@
         <w:rPr>
           <w:lang w:val="pt-BR"/>
         </w:rPr>
-        <w:t xml:space="preserve"> do último contemplado é a linha de corte da faixa; abaixo dela, os demais permanecem na ordem do índice, como suplentes.</w:t>
+        <w:t xml:space="preserve"> do último contemplado é a linha de corte da faixa (0,469 de 5 a 20 mil e 0,513 até 5 mil); os demais ficam como suplentes, na ordem do índice.</w:t>
       </w:r>
     </w:p>
     <w:p>
@@ -15456,7 +15456,7 @@
         <w:rPr>
           <w:lang w:val="pt-BR"/>
         </w:rPr>
-        <w:t xml:space="preserve">Para medir o efeito da distribuição adotada sobre a seleção territorial, comparamos a versão de maio de 2024, aprovada pelo CEDCA/PR, com um critério apenas populacional, que repartiria as mesmas 300 unidades em proporção à população de zero a quatro anos</w:t>
+        <w:t xml:space="preserve">Para medir o efeito do índice e da regra sobre a seleção territorial, comparamos a versão aprovada em maio de 2024 com um contrafactual que repartiria as mesmas 300 unidades apenas pela população de zero a quatro anos</w:t>
       </w:r>
       <w:r>
         <w:rPr>
@@ -15469,7 +15469,7 @@
         <w:rPr>
           <w:lang w:val="pt-BR"/>
         </w:rPr>
-        <w:t xml:space="preserve">. A versão aprovada contemplou 258 municípios, contra 147, deu 6 unidades a Curitiba, contra 37, e destinou 28% das unidades aos 80 municípios de maior PCM, contra 13%; 89% das crianças de zero a quatro anos viviam em municípios contemplados, contra 85%. Na versão de março, anterior à redistribuição, eram 224 municípios contemplados, com 82% das crianças.</w:t>
+        <w:t xml:space="preserve">. A versão aprovada contemplou 258 municípios, contra 147, e destinou 28% das unidades aos 80 municípios de maior PCM, contra 13%; 89% das crianças de zero a quatro anos viviam em municípios contemplados, contra 85%.</w:t>
       </w:r>
     </w:p>
     <w:p>
@@ -15526,7 +15526,7 @@
         <w:rPr>
           <w:lang w:val="pt-BR"/>
         </w:rPr>
-        <w:t xml:space="preserve"> Com PCM igual à média estadual, 0,48 (Tabela 5), um município de 5 a 20 mil habitantes seria contemplado no bloco 3, cuja linha de corte nessa faixa ficou em 0,469. Um de até 5 mil seria suplente, pois ali o corte foi 0,513; entre os 30 maiores, o mesmo valor apenas ponderaria a população, multiplicada por 1,48 no cálculo. Com o índice inalterado, a redução dos tetos e a redistribuição das unidades elevaram de 224 para 258 os municípios contemplados, e o contrafactual apenas populacional da seção 4.2 alcançaria 147. A regra de conversão exige, por isso, a mesma documentação que o índice.</w:t>
+        <w:t xml:space="preserve"> Três comparações com as mesmas 300 unidades sustentam essa lição. A versão aprovada contemplou 258 municípios, contra 147 no contrafactual populacional, sem índice, faixas ou tetos (seção 4.2). Entre março e maio de 2024, com o mesmo índice, a redução dos tetos e a redistribuição de 38 unidades elevaram os contemplados de 224 para 258 (seção 4.1). No bloco 3 (seção 4.1), o mesmo PCM leva a resultados opostos conforme a faixa. Com a média estadual, 0,48 (Tabela 5), um município seria contemplado na faixa de 5 a 20 mil habitantes (corte em 0,469) e suplente na de até 5 mil (corte em 0,513). O resultado territorial depende, portanto, também da regra de conversão, que exige a mesma documentação que o índice.</w:t>
       </w:r>
     </w:p>
     <w:p>
@@ -15552,7 +15552,7 @@
         <w:rPr>
           <w:lang w:val="pt-BR"/>
         </w:rPr>
-        <w:t xml:space="preserve"> Os fatores reúnem registros da educação, da saúde, da assistência social e da economia regional e têm correlações de postos de 0,02 a 0,23 entre si (seção 3.4), de modo que cada um acrescenta informação própria. Como o fator educacional cresce com o porte e o socioeconômico diminui, o PCM médio fica entre 0,415 e 0,498 em todas as faixas, exceto em Curitiba (Tabela 5); um índice só educacional favoreceria as cidades maiores, e um só socioeconômico, as menores. A decisão também envolveu vários órgãos, do estudo da Casa Civil e do Ipardes à adesão dos municípios (Figura 1).</w:t>
+        <w:t xml:space="preserve"> Os fatores reúnem registros da educação, da saúde, da assistência social e da economia regional e têm correlações de postos de 0,02 a 0,23 entre si (seção 3.4); cada setor acrescenta, assim, informação própria. Como o fator educacional cresce com o porte e o socioeconômico diminui, o PCM médio fica entre 0,415 e 0,498 em todas as faixas, exceto em Curitiba (Tabela 5); um índice só educacional favoreceria as cidades maiores, e um só socioeconômico, as menores. Sem o índice, essa informação se perde: no contrafactual populacional, os 80 municípios de maior PCM receberiam 13% das unidades, contra 28% na versão aprovada (seção 4.2).</w:t>
       </w:r>
     </w:p>
     <w:p>
@@ -15578,7 +15578,7 @@
         <w:rPr>
           <w:lang w:val="pt-BR"/>
         </w:rPr>
-        <w:t xml:space="preserve"> Confrontada com o estudo aprovado pelo CEDCA/PR e com as planilhas, a lista publicada (PARANÁ, 2024a) mostra onde a decisão seguiu o índice e onde se afastou dele. Nas faixas de até 20 mil habitantes, o bloco 3 segue a ordem do PCM, com menos de um centésimo entre o último contemplado e o primeiro suplente, dentro da margem em que pesos alternativos trocam municípios (seção 3.4). Os municípios que entraram em maio, ao contrário, passaram à frente de suplentes com PCM maior (seção 4.2). Terreno e capacidade de licitar, que o índice não capta, entram pela adesão (PARANÁ, 2024c), e a vaga de quem desiste passa ao próximo ranqueado (PARANÁ, 2024a).</w:t>
+        <w:t xml:space="preserve"> Nas faixas de até 20 mil habitantes, o bloco 3 segue a ordem do PCM. Menos de um centésimo separa o último contemplado do primeiro suplente, distância em que pesos alternativos já trocam municípios (seção 3.4). Os 35 municípios que entraram em maio, ao contrário, passaram à frente de suplentes com PCM maior (seção 4.2). Confrontar a lista publicada (PARANÁ, 2024a) com o estudo e as planilhas permite, assim, separar o que decorre do índice do que decorre de ajustes posteriores.</w:t>
       </w:r>
     </w:p>
     <w:p>
@@ -16795,7 +16795,7 @@
         <w:rPr>
           <w:lang w:val="pt-BR"/>
         </w:rPr>
-        <w:t xml:space="preserve"> O critério populacional é uma simulação contrafactual da distribuição que se observaria na ausência da regra adotada: reparte as 300 unidades entre os 399 municípios em proporção à população de zero a quatro anos do Censo Demográfico de 2022 (IBGE, 2023), pelo maior resto usado no bloco 2 (BALINSKI; YOUNG, 2001), sem PCM, faixas, cotas, tetos ou etapa prévia. A versão de maio soma as mesmas 300 unidades e inclui as 43 da etapa prévia, anteriores ao índice; mantidas essas 43 e repartidas as outras 257 pela população, seriam 152 municípios, 31 unidades em Curitiba e 17% das unidades nos 80 municípios de maior PCM. A simulação é estática e não considera adesões, desistências nem capacidade de execução.</w:t>
+        <w:t xml:space="preserve"> Simulação contrafactual da distribuição que se observaria na ausência da regra adotada, com o mesmo total de unidades e os mesmos 399 municípios. A nota técnica do material suplementar detalha sua construção, a comparabilidade com as versões de março e maio de 2024 e os limites da inferência.</w:t>
       </w:r>
     </w:p>
   </w:footnote>
